--- a/docs/Plan_Implantacion_Ferramas.docx
+++ b/docs/Plan_Implantacion_Ferramas.docx
@@ -3632,7 +3632,7 @@
         <w:rPr>
           <w:color w:val="000000"/>
         </w:rPr>
-        <w:t>Equipo académico Duoc UC: desarrollador (Fitzroyal), soporte testing (equipo Ferramas).</w:t>
+        <w:t>Equipo académico Duoc UC: Jose Larenas (desarrollo) y Oscar Oviedo (integración MP y pruebas).</w:t>
       </w:r>
     </w:p>
     <w:p>
